--- a/templ/urist1/Список кредиторов и должников.docx
+++ b/templ/urist1/Список кредиторов и должников.docx
@@ -417,7 +417,7 @@
               <w:bottom w:val="single" w:sz="4" w:space="0" w:color="auto"/>
               <w:right w:val="single" w:sz="4" w:space="0" w:color="auto"/>
             </w:tcBorders>
-            <w:vAlign w:val="bottom"/>
+            <w:vAlign w:val="center"/>
           </w:tcPr>
           <w:p>
             <w:pPr>
@@ -499,7 +499,7 @@
               <w:bottom w:val="single" w:sz="4" w:space="0" w:color="auto"/>
               <w:right w:val="single" w:sz="4" w:space="0" w:color="auto"/>
             </w:tcBorders>
-            <w:vAlign w:val="bottom"/>
+            <w:vAlign w:val="center"/>
           </w:tcPr>
           <w:p>
             <w:pPr>
@@ -578,7 +578,7 @@
               <w:bottom w:val="single" w:sz="4" w:space="0" w:color="auto"/>
               <w:right w:val="single" w:sz="4" w:space="0" w:color="auto"/>
             </w:tcBorders>
-            <w:vAlign w:val="bottom"/>
+            <w:vAlign w:val="center"/>
           </w:tcPr>
           <w:p>
             <w:pPr>
@@ -741,7 +741,7 @@
               <w:bottom w:val="single" w:sz="4" w:space="0" w:color="auto"/>
               <w:right w:val="single" w:sz="4" w:space="0" w:color="auto"/>
             </w:tcBorders>
-            <w:vAlign w:val="bottom"/>
+            <w:vAlign w:val="center"/>
           </w:tcPr>
           <w:p>
             <w:pPr>
@@ -825,7 +825,7 @@
               <w:bottom w:val="single" w:sz="4" w:space="0" w:color="auto"/>
               <w:right w:val="single" w:sz="4" w:space="0" w:color="auto"/>
             </w:tcBorders>
-            <w:vAlign w:val="bottom"/>
+            <w:vAlign w:val="center"/>
           </w:tcPr>
           <w:p>
             <w:pPr>
@@ -909,7 +909,7 @@
               <w:bottom w:val="single" w:sz="4" w:space="0" w:color="auto"/>
               <w:right w:val="single" w:sz="4" w:space="0" w:color="auto"/>
             </w:tcBorders>
-            <w:vAlign w:val="bottom"/>
+            <w:vAlign w:val="center"/>
           </w:tcPr>
           <w:p>
             <w:pPr>
@@ -996,7 +996,7 @@
               <w:bottom w:val="single" w:sz="4" w:space="0" w:color="auto"/>
               <w:right w:val="single" w:sz="4" w:space="0" w:color="auto"/>
             </w:tcBorders>
-            <w:vAlign w:val="bottom"/>
+            <w:vAlign w:val="center"/>
           </w:tcPr>
           <w:p>
             <w:pPr>
@@ -1107,7 +1107,7 @@
               <w:bottom w:val="single" w:sz="4" w:space="0" w:color="auto"/>
               <w:right w:val="single" w:sz="4" w:space="0" w:color="auto"/>
             </w:tcBorders>
-            <w:vAlign w:val="bottom"/>
+            <w:vAlign w:val="center"/>
             <w:hideMark/>
           </w:tcPr>
           <w:p>
@@ -1175,7 +1175,7 @@
               <w:bottom w:val="single" w:sz="4" w:space="0" w:color="auto"/>
               <w:right w:val="single" w:sz="4" w:space="0" w:color="auto"/>
             </w:tcBorders>
-            <w:vAlign w:val="bottom"/>
+            <w:vAlign w:val="center"/>
           </w:tcPr>
           <w:p>
             <w:pPr>
@@ -1287,7 +1287,7 @@
               <w:bottom w:val="single" w:sz="4" w:space="0" w:color="auto"/>
               <w:right w:val="single" w:sz="4" w:space="0" w:color="auto"/>
             </w:tcBorders>
-            <w:vAlign w:val="bottom"/>
+            <w:vAlign w:val="center"/>
           </w:tcPr>
           <w:p>
             <w:pPr>
@@ -1368,7 +1368,7 @@
               <w:bottom w:val="single" w:sz="4" w:space="0" w:color="auto"/>
               <w:right w:val="single" w:sz="4" w:space="0" w:color="auto"/>
             </w:tcBorders>
-            <w:vAlign w:val="bottom"/>
+            <w:vAlign w:val="center"/>
           </w:tcPr>
           <w:p>
             <w:pPr>
@@ -1449,7 +1449,7 @@
               <w:bottom w:val="single" w:sz="4" w:space="0" w:color="auto"/>
               <w:right w:val="single" w:sz="4" w:space="0" w:color="auto"/>
             </w:tcBorders>
-            <w:vAlign w:val="bottom"/>
+            <w:vAlign w:val="center"/>
           </w:tcPr>
           <w:p>
             <w:pPr>
@@ -1533,7 +1533,7 @@
               <w:bottom w:val="single" w:sz="4" w:space="0" w:color="auto"/>
               <w:right w:val="single" w:sz="4" w:space="0" w:color="auto"/>
             </w:tcBorders>
-            <w:vAlign w:val="bottom"/>
+            <w:vAlign w:val="center"/>
           </w:tcPr>
           <w:p>
             <w:pPr>
@@ -1614,7 +1614,7 @@
               <w:bottom w:val="single" w:sz="4" w:space="0" w:color="auto"/>
               <w:right w:val="single" w:sz="4" w:space="0" w:color="auto"/>
             </w:tcBorders>
-            <w:vAlign w:val="bottom"/>
+            <w:vAlign w:val="center"/>
           </w:tcPr>
           <w:p>
             <w:pPr>
@@ -1698,7 +1698,7 @@
               <w:bottom w:val="single" w:sz="4" w:space="0" w:color="auto"/>
               <w:right w:val="single" w:sz="4" w:space="0" w:color="auto"/>
             </w:tcBorders>
-            <w:vAlign w:val="bottom"/>
+            <w:vAlign w:val="center"/>
           </w:tcPr>
           <w:p>
             <w:pPr>
@@ -1779,7 +1779,7 @@
               <w:bottom w:val="single" w:sz="4" w:space="0" w:color="auto"/>
               <w:right w:val="single" w:sz="4" w:space="0" w:color="auto"/>
             </w:tcBorders>
-            <w:vAlign w:val="bottom"/>
+            <w:vAlign w:val="center"/>
           </w:tcPr>
           <w:p>
             <w:pPr>
@@ -1860,7 +1860,7 @@
               <w:bottom w:val="single" w:sz="4" w:space="0" w:color="auto"/>
               <w:right w:val="single" w:sz="4" w:space="0" w:color="auto"/>
             </w:tcBorders>
-            <w:vAlign w:val="bottom"/>
+            <w:vAlign w:val="center"/>
           </w:tcPr>
           <w:p>
             <w:pPr>
